--- a/_template-source/escritorio_virtual_comercial_oab.docx
+++ b/_template-source/escritorio_virtual_comercial_oab.docx
@@ -779,7 +779,7 @@
           <w:highlight w:val="white"/>
           <w:rtl w:val="0"/>
         </w:rPr>
-        <w:t xml:space="preserve">{{valor_base}} </w:t>
+        <w:t xml:space="preserve">{{valor_base}} / {{periodicidade}} </w:t>
       </w:r>
     </w:p>
     <w:p>
